--- a/Project Rooms/Operating Agreements/sources/Jeff Watson/Simplified OA Subfiles/03 - Article 1 - Offices and Records.docx
+++ b/Project Rooms/Operating Agreements/sources/Jeff Watson/Simplified OA Subfiles/03 - Article 1 - Offices and Records.docx
@@ -326,12 +326,8 @@
       </w:pPr>
     </w:p>
     <w:sectPr>
-      <w:headerReference w:type="even" r:id="rId15"/>
-      <w:headerReference w:type="default" r:id="rId16"/>
-      <w:footerReference w:type="even" r:id="rId17"/>
-      <w:footerReference w:type="default" r:id="rId18"/>
-      <w:headerReference w:type="first" r:id="rId19"/>
-      <w:footerReference w:type="first" r:id="rId20"/>
+      <w:headerReference w:type="default" r:id="rId24"/>
+      <w:footerReference w:type="default" r:id="rId25"/>
       <w:pgSz w:w="12240" w:h="15840"/>
       <w:pgMar w:top="1440" w:right="1440" w:bottom="1440" w:left="1440" w:header="720" w:footer="720" w:gutter="0"/>
       <w:cols w:space="720"/>
@@ -485,6 +481,16 @@
 </w:ftr>
 </file>
 
+<file path=word/footer4.xml><?xml version="1.0" encoding="utf-8"?>
+<w:ftr xmlns:m="http://schemas.openxmlformats.org/officeDocument/2006/math" xmlns:mc="http://schemas.openxmlformats.org/markup-compatibility/2006" xmlns:mo="http://schemas.microsoft.com/office/mac/office/2008/main" xmlns:mv="urn:schemas-microsoft-com:mac:vml" xmlns:o="urn:schemas-microsoft-com:office:office" xmlns:r="http://schemas.openxmlformats.org/officeDocument/2006/relationships" xmlns:v="urn:schemas-microsoft-com:vml" xmlns:w10="urn:schemas-microsoft-com:office:word" xmlns:w14="http://schemas.microsoft.com/office/word/2010/wordml" xmlns:w="http://schemas.openxmlformats.org/wordprocessingml/2006/main" xmlns:wne="http://schemas.microsoft.com/office/word/2006/wordml" xmlns:wp14="http://schemas.microsoft.com/office/word/2010/wordprocessingDrawing" xmlns:wp="http://schemas.openxmlformats.org/drawingml/2006/wordprocessingDrawing" xmlns:wpc="http://schemas.microsoft.com/office/word/2010/wordprocessingCanvas" xmlns:wpg="http://schemas.microsoft.com/office/word/2010/wordprocessingGroup" xmlns:wpi="http://schemas.microsoft.com/office/word/2010/wordprocessingInk" xmlns:wps="http://schemas.microsoft.com/office/word/2010/wordprocessingShape" mc:Ignorable="w14 wp14">
+  <w:p>
+    <w:pPr>
+      <w:pStyle w:val="Footer"/>
+    </w:pPr>
+  </w:p>
+</w:ftr>
+</file>
+
 <file path=word/footnotes.xml><?xml version="1.0" encoding="utf-8"?>
 <w:footnotes xmlns:wpc="http://schemas.microsoft.com/office/word/2010/wordprocessingCanvas" xmlns:cx="http://schemas.microsoft.com/office/drawing/2014/chartex" xmlns:cx1="http://schemas.microsoft.com/office/drawing/2015/9/8/chartex" xmlns:cx2="http://schemas.microsoft.com/office/drawing/2015/10/21/chartex" xmlns:cx3="http://schemas.microsoft.com/office/drawing/2016/5/9/chartex" xmlns:cx4="http://schemas.microsoft.com/office/drawing/2016/5/10/chartex" xmlns:cx5="http://schemas.microsoft.com/office/drawing/2016/5/11/chartex" xmlns:cx6="http://schemas.microsoft.com/office/drawing/2016/5/12/chartex" xmlns:cx7="http://schemas.microsoft.com/office/drawing/2016/5/13/chartex" xmlns:cx8="http://schemas.microsoft.com/office/drawing/2016/5/14/chartex" xmlns:mc="http://schemas.openxmlformats.org/markup-compatibility/2006" xmlns:aink="http://schemas.microsoft.com/office/drawing/2016/ink" xmlns:am3d="http://schemas.microsoft.com/office/drawing/2017/model3d" xmlns:o="urn:schemas-microsoft-com:office:office" xmlns:oel="http://schemas.microsoft.com/office/2019/extlst" xmlns:r="http://schemas.openxmlformats.org/officeDocument/2006/relationships" xmlns:m="http://schemas.openxmlformats.org/officeDocument/2006/math" xmlns:v="urn:schemas-microsoft-com:vml" xmlns:wp14="http://schemas.microsoft.com/office/word/2010/wordprocessingDrawing" xmlns:wp="http://schemas.openxmlformats.org/drawingml/2006/wordprocessingDrawing" xmlns:w10="urn:schemas-microsoft-com:office:word" xmlns:w="http://schemas.openxmlformats.org/wordprocessingml/2006/main" xmlns:w14="http://schemas.microsoft.com/office/word/2010/wordml" xmlns:w15="http://schemas.microsoft.com/office/word/2012/wordml" xmlns:w16cex="http://schemas.microsoft.com/office/word/2018/wordml/cex" xmlns:w16cid="http://schemas.microsoft.com/office/word/2016/wordml/cid" xmlns:w16="http://schemas.microsoft.com/office/word/2018/wordml" xmlns:w16du="http://schemas.microsoft.com/office/word/2023/wordml/word16du" xmlns:w16sdtdh="http://schemas.microsoft.com/office/word/2020/wordml/sdtdatahash" xmlns:w16sdtfl="http://schemas.microsoft.com/office/word/2024/wordml/sdtformatlock" xmlns:w16se="http://schemas.microsoft.com/office/word/2015/wordml/symex" xmlns:wpg="http://schemas.microsoft.com/office/word/2010/wordprocessingGroup" xmlns:wpi="http://schemas.microsoft.com/office/word/2010/wordprocessingInk" xmlns:wne="http://schemas.microsoft.com/office/word/2006/wordml" xmlns:wps="http://schemas.microsoft.com/office/word/2010/wordprocessingShape" mc:Ignorable="w14 w15 w16se w16cid w16 w16cex w16sdtdh w16sdtfl w16du wp14">
   <w:footnote w:type="separator" w:id="-1">
@@ -539,6 +545,16 @@
 
 <file path=word/header3.xml><?xml version="1.0" encoding="utf-8"?>
 <w:hdr xmlns:wpc="http://schemas.microsoft.com/office/word/2010/wordprocessingCanvas" xmlns:cx="http://schemas.microsoft.com/office/drawing/2014/chartex" xmlns:cx1="http://schemas.microsoft.com/office/drawing/2015/9/8/chartex" xmlns:cx2="http://schemas.microsoft.com/office/drawing/2015/10/21/chartex" xmlns:cx3="http://schemas.microsoft.com/office/drawing/2016/5/9/chartex" xmlns:cx4="http://schemas.microsoft.com/office/drawing/2016/5/10/chartex" xmlns:cx5="http://schemas.microsoft.com/office/drawing/2016/5/11/chartex" xmlns:cx6="http://schemas.microsoft.com/office/drawing/2016/5/12/chartex" xmlns:cx7="http://schemas.microsoft.com/office/drawing/2016/5/13/chartex" xmlns:cx8="http://schemas.microsoft.com/office/drawing/2016/5/14/chartex" xmlns:mc="http://schemas.openxmlformats.org/markup-compatibility/2006" xmlns:aink="http://schemas.microsoft.com/office/drawing/2016/ink" xmlns:am3d="http://schemas.microsoft.com/office/drawing/2017/model3d" xmlns:o="urn:schemas-microsoft-com:office:office" xmlns:oel="http://schemas.microsoft.com/office/2019/extlst" xmlns:r="http://schemas.openxmlformats.org/officeDocument/2006/relationships" xmlns:m="http://schemas.openxmlformats.org/officeDocument/2006/math" xmlns:v="urn:schemas-microsoft-com:vml" xmlns:wp14="http://schemas.microsoft.com/office/word/2010/wordprocessingDrawing" xmlns:wp="http://schemas.openxmlformats.org/drawingml/2006/wordprocessingDrawing" xmlns:w10="urn:schemas-microsoft-com:office:word" xmlns:w="http://schemas.openxmlformats.org/wordprocessingml/2006/main" xmlns:w14="http://schemas.microsoft.com/office/word/2010/wordml" xmlns:w15="http://schemas.microsoft.com/office/word/2012/wordml" xmlns:w16cex="http://schemas.microsoft.com/office/word/2018/wordml/cex" xmlns:w16cid="http://schemas.microsoft.com/office/word/2016/wordml/cid" xmlns:w16="http://schemas.microsoft.com/office/word/2018/wordml" xmlns:w16du="http://schemas.microsoft.com/office/word/2023/wordml/word16du" xmlns:w16sdtdh="http://schemas.microsoft.com/office/word/2020/wordml/sdtdatahash" xmlns:w16sdtfl="http://schemas.microsoft.com/office/word/2024/wordml/sdtformatlock" xmlns:w16se="http://schemas.microsoft.com/office/word/2015/wordml/symex" xmlns:wpg="http://schemas.microsoft.com/office/word/2010/wordprocessingGroup" xmlns:wpi="http://schemas.microsoft.com/office/word/2010/wordprocessingInk" xmlns:wne="http://schemas.microsoft.com/office/word/2006/wordml" xmlns:wps="http://schemas.microsoft.com/office/word/2010/wordprocessingShape" mc:Ignorable="w14 w15 w16se w16cid w16 w16cex w16sdtdh w16sdtfl w16du wp14">
+  <w:p>
+    <w:pPr>
+      <w:pStyle w:val="Header"/>
+    </w:pPr>
+  </w:p>
+</w:hdr>
+</file>
+
+<file path=word/header4.xml><?xml version="1.0" encoding="utf-8"?>
+<w:hdr xmlns:m="http://schemas.openxmlformats.org/officeDocument/2006/math" xmlns:mc="http://schemas.openxmlformats.org/markup-compatibility/2006" xmlns:mo="http://schemas.microsoft.com/office/mac/office/2008/main" xmlns:mv="urn:schemas-microsoft-com:mac:vml" xmlns:o="urn:schemas-microsoft-com:office:office" xmlns:r="http://schemas.openxmlformats.org/officeDocument/2006/relationships" xmlns:v="urn:schemas-microsoft-com:vml" xmlns:w10="urn:schemas-microsoft-com:office:word" xmlns:w14="http://schemas.microsoft.com/office/word/2010/wordml" xmlns:w="http://schemas.openxmlformats.org/wordprocessingml/2006/main" xmlns:wne="http://schemas.microsoft.com/office/word/2006/wordml" xmlns:wp14="http://schemas.microsoft.com/office/word/2010/wordprocessingDrawing" xmlns:wp="http://schemas.openxmlformats.org/drawingml/2006/wordprocessingDrawing" xmlns:wpc="http://schemas.microsoft.com/office/word/2010/wordprocessingCanvas" xmlns:wpg="http://schemas.microsoft.com/office/word/2010/wordprocessingGroup" xmlns:wpi="http://schemas.microsoft.com/office/word/2010/wordprocessingInk" xmlns:wps="http://schemas.microsoft.com/office/word/2010/wordprocessingShape" mc:Ignorable="w14 wp14">
   <w:p>
     <w:pPr>
       <w:pStyle w:val="Header"/>

--- a/Project Rooms/Operating Agreements/sources/Jeff Watson/Simplified OA Subfiles/03 - Article 1 - Offices and Records.docx
+++ b/Project Rooms/Operating Agreements/sources/Jeff Watson/Simplified OA Subfiles/03 - Article 1 - Offices and Records.docx
@@ -89,23 +89,7 @@
           <w:bCs w:val="0"/>
           <w:color w:val="0070C0"/>
         </w:rPr>
-        <w:t xml:space="preserve">The Company’s main office will be at 2156 Haig Point Way, Raleigh, NC 27604, unless the Manager(s) </w:t>
-      </w:r>
-      <w:proofErr w:type="gramStart"/>
-      <w:r>
-        <w:rPr>
-          <w:bCs w:val="0"/>
-          <w:color w:val="0070C0"/>
-        </w:rPr>
-        <w:t>choose</w:t>
-      </w:r>
-      <w:proofErr w:type="gramEnd"/>
-      <w:r>
-        <w:rPr>
-          <w:bCs w:val="0"/>
-          <w:color w:val="0070C0"/>
-        </w:rPr>
-        <w:t xml:space="preserve"> a different location.</w:t>
+        <w:t>The Company’s main office will be at 2156 Haig Point Way, Raleigh, NC 27604, unless the Manager(s) choose a different location.</w:t>
       </w:r>
     </w:p>
     <w:p>
@@ -223,21 +207,7 @@
         <w:rPr>
           <w:color w:val="0070C0"/>
         </w:rPr>
-        <w:t xml:space="preserve">Any Member can request in writing to inspect the Company’s records during normal business hours and make copies. However, Members can’t misuse the information or share it with competitors. The Company may require the Member to agree to cover any </w:t>
-      </w:r>
-      <w:proofErr w:type="gramStart"/>
-      <w:r>
-        <w:rPr>
-          <w:color w:val="0070C0"/>
-        </w:rPr>
-        <w:t>damages</w:t>
-      </w:r>
-      <w:proofErr w:type="gramEnd"/>
-      <w:r>
-        <w:rPr>
-          <w:color w:val="0070C0"/>
-        </w:rPr>
-        <w:t xml:space="preserve"> caused by improper disclosure.</w:t>
+        <w:t>Any Member can request in writing to inspect the Company’s records during normal business hours and make copies. However, Members can’t misuse the information or share it with competitors. The Company may require the Member to agree to cover any damages caused by improper disclosure.</w:t>
       </w:r>
     </w:p>
     <w:p>
@@ -284,23 +254,7 @@
           <w:bCs w:val="0"/>
           <w:color w:val="0070C0"/>
         </w:rPr>
-        <w:t xml:space="preserve">The Company’s sole business is investing in residential real estate for rental income and long-term growth. Members can invest in other real estate on their own, </w:t>
-      </w:r>
-      <w:proofErr w:type="gramStart"/>
-      <w:r>
-        <w:rPr>
-          <w:bCs w:val="0"/>
-          <w:color w:val="0070C0"/>
-        </w:rPr>
-        <w:t>as long as</w:t>
-      </w:r>
-      <w:proofErr w:type="gramEnd"/>
-      <w:r>
-        <w:rPr>
-          <w:bCs w:val="0"/>
-          <w:color w:val="0070C0"/>
-        </w:rPr>
-        <w:t xml:space="preserve"> it doesn’t significantly harm the Company.</w:t>
+        <w:t>The Company’s sole business is investing in residential real estate for rental income and long-term growth. Members can invest in other real estate on their own, as long as it doesn’t significantly harm the Company.</w:t>
       </w:r>
     </w:p>
     <w:p>
@@ -326,8 +280,8 @@
       </w:pPr>
     </w:p>
     <w:sectPr>
-      <w:headerReference w:type="default" r:id="rId24"/>
-      <w:footerReference w:type="default" r:id="rId25"/>
+      <w:headerReference w:type="default" r:id="rId21"/>
+      <w:footerReference w:type="default" r:id="rId22"/>
       <w:pgSz w:w="12240" w:h="15840"/>
       <w:pgMar w:top="1440" w:right="1440" w:bottom="1440" w:left="1440" w:header="720" w:footer="720" w:gutter="0"/>
       <w:cols w:space="720"/>
@@ -339,7 +293,7 @@
 
 <file path=word/comments.xml><?xml version="1.0" encoding="utf-8"?>
 <w:comments xmlns:wpc="http://schemas.microsoft.com/office/word/2010/wordprocessingCanvas" xmlns:cx="http://schemas.microsoft.com/office/drawing/2014/chartex" xmlns:cx1="http://schemas.microsoft.com/office/drawing/2015/9/8/chartex" xmlns:cx2="http://schemas.microsoft.com/office/drawing/2015/10/21/chartex" xmlns:cx3="http://schemas.microsoft.com/office/drawing/2016/5/9/chartex" xmlns:cx4="http://schemas.microsoft.com/office/drawing/2016/5/10/chartex" xmlns:cx5="http://schemas.microsoft.com/office/drawing/2016/5/11/chartex" xmlns:cx6="http://schemas.microsoft.com/office/drawing/2016/5/12/chartex" xmlns:cx7="http://schemas.microsoft.com/office/drawing/2016/5/13/chartex" xmlns:cx8="http://schemas.microsoft.com/office/drawing/2016/5/14/chartex" xmlns:mc="http://schemas.openxmlformats.org/markup-compatibility/2006" xmlns:aink="http://schemas.microsoft.com/office/drawing/2016/ink" xmlns:am3d="http://schemas.microsoft.com/office/drawing/2017/model3d" xmlns:o="urn:schemas-microsoft-com:office:office" xmlns:oel="http://schemas.microsoft.com/office/2019/extlst" xmlns:r="http://schemas.openxmlformats.org/officeDocument/2006/relationships" xmlns:m="http://schemas.openxmlformats.org/officeDocument/2006/math" xmlns:v="urn:schemas-microsoft-com:vml" xmlns:wp14="http://schemas.microsoft.com/office/word/2010/wordprocessingDrawing" xmlns:wp="http://schemas.openxmlformats.org/drawingml/2006/wordprocessingDrawing" xmlns:w10="urn:schemas-microsoft-com:office:word" xmlns:w="http://schemas.openxmlformats.org/wordprocessingml/2006/main" xmlns:w14="http://schemas.microsoft.com/office/word/2010/wordml" xmlns:w15="http://schemas.microsoft.com/office/word/2012/wordml" xmlns:w16cex="http://schemas.microsoft.com/office/word/2018/wordml/cex" xmlns:w16cid="http://schemas.microsoft.com/office/word/2016/wordml/cid" xmlns:w16="http://schemas.microsoft.com/office/word/2018/wordml" xmlns:w16du="http://schemas.microsoft.com/office/word/2023/wordml/word16du" xmlns:w16sdtdh="http://schemas.microsoft.com/office/word/2020/wordml/sdtdatahash" xmlns:w16sdtfl="http://schemas.microsoft.com/office/word/2024/wordml/sdtformatlock" xmlns:w16se="http://schemas.microsoft.com/office/word/2015/wordml/symex" xmlns:wpg="http://schemas.microsoft.com/office/word/2010/wordprocessingGroup" xmlns:wpi="http://schemas.microsoft.com/office/word/2010/wordprocessingInk" xmlns:wne="http://schemas.microsoft.com/office/word/2006/wordml" xmlns:wps="http://schemas.microsoft.com/office/word/2010/wordprocessingShape" mc:Ignorable="w14 w15 w16se w16cid w16 w16cex w16sdtdh w16sdtfl w16du wp14">
-  <w:comment w:id="4" w:author="Jeff Watson" w:date="2025-10-31T12:48:00Z" w:initials="JW">
+  <w:comment w:id="9" w:author="Jeff Watson" w:date="2025-10-31T12:48:00Z" w:initials="JW">
     <w:p>
       <w:pPr>
         <w:pStyle w:val="CommentText"/>
@@ -482,7 +436,7 @@
 </file>
 
 <file path=word/footer4.xml><?xml version="1.0" encoding="utf-8"?>
-<w:ftr xmlns:m="http://schemas.openxmlformats.org/officeDocument/2006/math" xmlns:mc="http://schemas.openxmlformats.org/markup-compatibility/2006" xmlns:mo="http://schemas.microsoft.com/office/mac/office/2008/main" xmlns:mv="urn:schemas-microsoft-com:mac:vml" xmlns:o="urn:schemas-microsoft-com:office:office" xmlns:r="http://schemas.openxmlformats.org/officeDocument/2006/relationships" xmlns:v="urn:schemas-microsoft-com:vml" xmlns:w10="urn:schemas-microsoft-com:office:word" xmlns:w14="http://schemas.microsoft.com/office/word/2010/wordml" xmlns:w="http://schemas.openxmlformats.org/wordprocessingml/2006/main" xmlns:wne="http://schemas.microsoft.com/office/word/2006/wordml" xmlns:wp14="http://schemas.microsoft.com/office/word/2010/wordprocessingDrawing" xmlns:wp="http://schemas.openxmlformats.org/drawingml/2006/wordprocessingDrawing" xmlns:wpc="http://schemas.microsoft.com/office/word/2010/wordprocessingCanvas" xmlns:wpg="http://schemas.microsoft.com/office/word/2010/wordprocessingGroup" xmlns:wpi="http://schemas.microsoft.com/office/word/2010/wordprocessingInk" xmlns:wps="http://schemas.microsoft.com/office/word/2010/wordprocessingShape" mc:Ignorable="w14 wp14">
+<w:ftr xmlns:wpc="http://schemas.microsoft.com/office/word/2010/wordprocessingCanvas" xmlns:cx="http://schemas.microsoft.com/office/drawing/2014/chartex" xmlns:cx1="http://schemas.microsoft.com/office/drawing/2015/9/8/chartex" xmlns:cx2="http://schemas.microsoft.com/office/drawing/2015/10/21/chartex" xmlns:cx3="http://schemas.microsoft.com/office/drawing/2016/5/9/chartex" xmlns:cx4="http://schemas.microsoft.com/office/drawing/2016/5/10/chartex" xmlns:cx5="http://schemas.microsoft.com/office/drawing/2016/5/11/chartex" xmlns:cx6="http://schemas.microsoft.com/office/drawing/2016/5/12/chartex" xmlns:cx7="http://schemas.microsoft.com/office/drawing/2016/5/13/chartex" xmlns:cx8="http://schemas.microsoft.com/office/drawing/2016/5/14/chartex" xmlns:mc="http://schemas.openxmlformats.org/markup-compatibility/2006" xmlns:aink="http://schemas.microsoft.com/office/drawing/2016/ink" xmlns:am3d="http://schemas.microsoft.com/office/drawing/2017/model3d" xmlns:o="urn:schemas-microsoft-com:office:office" xmlns:oel="http://schemas.microsoft.com/office/2019/extlst" xmlns:r="http://schemas.openxmlformats.org/officeDocument/2006/relationships" xmlns:m="http://schemas.openxmlformats.org/officeDocument/2006/math" xmlns:v="urn:schemas-microsoft-com:vml" xmlns:wp14="http://schemas.microsoft.com/office/word/2010/wordprocessingDrawing" xmlns:wp="http://schemas.openxmlformats.org/drawingml/2006/wordprocessingDrawing" xmlns:w10="urn:schemas-microsoft-com:office:word" xmlns:w="http://schemas.openxmlformats.org/wordprocessingml/2006/main" xmlns:w14="http://schemas.microsoft.com/office/word/2010/wordml" xmlns:w15="http://schemas.microsoft.com/office/word/2012/wordml" xmlns:w16cex="http://schemas.microsoft.com/office/word/2018/wordml/cex" xmlns:w16cid="http://schemas.microsoft.com/office/word/2016/wordml/cid" xmlns:w16="http://schemas.microsoft.com/office/word/2018/wordml" xmlns:w16du="http://schemas.microsoft.com/office/word/2023/wordml/word16du" xmlns:w16sdtdh="http://schemas.microsoft.com/office/word/2020/wordml/sdtdatahash" xmlns:w16sdtfl="http://schemas.microsoft.com/office/word/2024/wordml/sdtformatlock" xmlns:w16se="http://schemas.microsoft.com/office/word/2015/wordml/symex" xmlns:wpg="http://schemas.microsoft.com/office/word/2010/wordprocessingGroup" xmlns:wpi="http://schemas.microsoft.com/office/word/2010/wordprocessingInk" xmlns:wne="http://schemas.microsoft.com/office/word/2006/wordml" xmlns:wps="http://schemas.microsoft.com/office/word/2010/wordprocessingShape" mc:Ignorable="w14 w15 w16se w16cid w16 w16cex w16sdtdh w16sdtfl w16du wp14">
   <w:p>
     <w:pPr>
       <w:pStyle w:val="Footer"/>
@@ -554,7 +508,7 @@
 </file>
 
 <file path=word/header4.xml><?xml version="1.0" encoding="utf-8"?>
-<w:hdr xmlns:m="http://schemas.openxmlformats.org/officeDocument/2006/math" xmlns:mc="http://schemas.openxmlformats.org/markup-compatibility/2006" xmlns:mo="http://schemas.microsoft.com/office/mac/office/2008/main" xmlns:mv="urn:schemas-microsoft-com:mac:vml" xmlns:o="urn:schemas-microsoft-com:office:office" xmlns:r="http://schemas.openxmlformats.org/officeDocument/2006/relationships" xmlns:v="urn:schemas-microsoft-com:vml" xmlns:w10="urn:schemas-microsoft-com:office:word" xmlns:w14="http://schemas.microsoft.com/office/word/2010/wordml" xmlns:w="http://schemas.openxmlformats.org/wordprocessingml/2006/main" xmlns:wne="http://schemas.microsoft.com/office/word/2006/wordml" xmlns:wp14="http://schemas.microsoft.com/office/word/2010/wordprocessingDrawing" xmlns:wp="http://schemas.openxmlformats.org/drawingml/2006/wordprocessingDrawing" xmlns:wpc="http://schemas.microsoft.com/office/word/2010/wordprocessingCanvas" xmlns:wpg="http://schemas.microsoft.com/office/word/2010/wordprocessingGroup" xmlns:wpi="http://schemas.microsoft.com/office/word/2010/wordprocessingInk" xmlns:wps="http://schemas.microsoft.com/office/word/2010/wordprocessingShape" mc:Ignorable="w14 wp14">
+<w:hdr xmlns:wpc="http://schemas.microsoft.com/office/word/2010/wordprocessingCanvas" xmlns:cx="http://schemas.microsoft.com/office/drawing/2014/chartex" xmlns:cx1="http://schemas.microsoft.com/office/drawing/2015/9/8/chartex" xmlns:cx2="http://schemas.microsoft.com/office/drawing/2015/10/21/chartex" xmlns:cx3="http://schemas.microsoft.com/office/drawing/2016/5/9/chartex" xmlns:cx4="http://schemas.microsoft.com/office/drawing/2016/5/10/chartex" xmlns:cx5="http://schemas.microsoft.com/office/drawing/2016/5/11/chartex" xmlns:cx6="http://schemas.microsoft.com/office/drawing/2016/5/12/chartex" xmlns:cx7="http://schemas.microsoft.com/office/drawing/2016/5/13/chartex" xmlns:cx8="http://schemas.microsoft.com/office/drawing/2016/5/14/chartex" xmlns:mc="http://schemas.openxmlformats.org/markup-compatibility/2006" xmlns:aink="http://schemas.microsoft.com/office/drawing/2016/ink" xmlns:am3d="http://schemas.microsoft.com/office/drawing/2017/model3d" xmlns:o="urn:schemas-microsoft-com:office:office" xmlns:oel="http://schemas.microsoft.com/office/2019/extlst" xmlns:r="http://schemas.openxmlformats.org/officeDocument/2006/relationships" xmlns:m="http://schemas.openxmlformats.org/officeDocument/2006/math" xmlns:v="urn:schemas-microsoft-com:vml" xmlns:wp14="http://schemas.microsoft.com/office/word/2010/wordprocessingDrawing" xmlns:wp="http://schemas.openxmlformats.org/drawingml/2006/wordprocessingDrawing" xmlns:w10="urn:schemas-microsoft-com:office:word" xmlns:w="http://schemas.openxmlformats.org/wordprocessingml/2006/main" xmlns:w14="http://schemas.microsoft.com/office/word/2010/wordml" xmlns:w15="http://schemas.microsoft.com/office/word/2012/wordml" xmlns:w16cex="http://schemas.microsoft.com/office/word/2018/wordml/cex" xmlns:w16cid="http://schemas.microsoft.com/office/word/2016/wordml/cid" xmlns:w16="http://schemas.microsoft.com/office/word/2018/wordml" xmlns:w16du="http://schemas.microsoft.com/office/word/2023/wordml/word16du" xmlns:w16sdtdh="http://schemas.microsoft.com/office/word/2020/wordml/sdtdatahash" xmlns:w16sdtfl="http://schemas.microsoft.com/office/word/2024/wordml/sdtformatlock" xmlns:w16se="http://schemas.microsoft.com/office/word/2015/wordml/symex" xmlns:wpg="http://schemas.microsoft.com/office/word/2010/wordprocessingGroup" xmlns:wpi="http://schemas.microsoft.com/office/word/2010/wordprocessingInk" xmlns:wne="http://schemas.microsoft.com/office/word/2006/wordml" xmlns:wps="http://schemas.microsoft.com/office/word/2010/wordprocessingShape" mc:Ignorable="w14 w15 w16se w16cid w16 w16cex w16sdtdh w16sdtfl w16du wp14">
   <w:p>
     <w:pPr>
       <w:pStyle w:val="Header"/>
@@ -2712,6 +2666,9 @@
 
 <file path=word/people.xml><?xml version="1.0" encoding="utf-8"?>
 <w15:people xmlns:wpc="http://schemas.microsoft.com/office/word/2010/wordprocessingCanvas" xmlns:cx="http://schemas.microsoft.com/office/drawing/2014/chartex" xmlns:cx1="http://schemas.microsoft.com/office/drawing/2015/9/8/chartex" xmlns:cx2="http://schemas.microsoft.com/office/drawing/2015/10/21/chartex" xmlns:cx3="http://schemas.microsoft.com/office/drawing/2016/5/9/chartex" xmlns:cx4="http://schemas.microsoft.com/office/drawing/2016/5/10/chartex" xmlns:cx5="http://schemas.microsoft.com/office/drawing/2016/5/11/chartex" xmlns:cx6="http://schemas.microsoft.com/office/drawing/2016/5/12/chartex" xmlns:cx7="http://schemas.microsoft.com/office/drawing/2016/5/13/chartex" xmlns:cx8="http://schemas.microsoft.com/office/drawing/2016/5/14/chartex" xmlns:mc="http://schemas.openxmlformats.org/markup-compatibility/2006" xmlns:aink="http://schemas.microsoft.com/office/drawing/2016/ink" xmlns:am3d="http://schemas.microsoft.com/office/drawing/2017/model3d" xmlns:o="urn:schemas-microsoft-com:office:office" xmlns:oel="http://schemas.microsoft.com/office/2019/extlst" xmlns:r="http://schemas.openxmlformats.org/officeDocument/2006/relationships" xmlns:m="http://schemas.openxmlformats.org/officeDocument/2006/math" xmlns:v="urn:schemas-microsoft-com:vml" xmlns:wp14="http://schemas.microsoft.com/office/word/2010/wordprocessingDrawing" xmlns:wp="http://schemas.openxmlformats.org/drawingml/2006/wordprocessingDrawing" xmlns:w10="urn:schemas-microsoft-com:office:word" xmlns:w="http://schemas.openxmlformats.org/wordprocessingml/2006/main" xmlns:w14="http://schemas.microsoft.com/office/word/2010/wordml" xmlns:w15="http://schemas.microsoft.com/office/word/2012/wordml" xmlns:w16cex="http://schemas.microsoft.com/office/word/2018/wordml/cex" xmlns:w16cid="http://schemas.microsoft.com/office/word/2016/wordml/cid" xmlns:w16="http://schemas.microsoft.com/office/word/2018/wordml" xmlns:w16du="http://schemas.microsoft.com/office/word/2023/wordml/word16du" xmlns:w16sdtdh="http://schemas.microsoft.com/office/word/2020/wordml/sdtdatahash" xmlns:w16sdtfl="http://schemas.microsoft.com/office/word/2024/wordml/sdtformatlock" xmlns:w16se="http://schemas.microsoft.com/office/word/2015/wordml/symex" xmlns:wpg="http://schemas.microsoft.com/office/word/2010/wordprocessingGroup" xmlns:wpi="http://schemas.microsoft.com/office/word/2010/wordprocessingInk" xmlns:wne="http://schemas.microsoft.com/office/word/2006/wordml" xmlns:wps="http://schemas.microsoft.com/office/word/2010/wordprocessingShape" mc:Ignorable="w14 w15 w16se w16cid w16 w16cex w16sdtdh w16sdtfl w16du wp14">
+  <w15:person w15:author="Wes Will Buy Your Home">
+    <w15:presenceInfo w15:providerId="AD" w15:userId="S::WesWill@BuyYourHomeLLC.com::f11e14ef-79d4-4c0c-9ca8-f8d663a0e563"/>
+  </w15:person>
   <w15:person w15:author="Jeff Watson">
     <w15:presenceInfo w15:providerId="Windows Live" w15:userId="dcdb38203bf7a9b9"/>
   </w15:person>
@@ -14532,6 +14489,15 @@
 </file>
 
 <file path=customXml/item1.xml><?xml version="1.0" encoding="utf-8"?>
+<?mso-contentType ?>
+<FormTemplates xmlns="http://schemas.microsoft.com/sharepoint/v3/contenttype/forms">
+  <Display>DocumentLibraryForm</Display>
+  <Edit>DocumentLibraryForm</Edit>
+  <New>DocumentLibraryForm</New>
+</FormTemplates>
+</file>
+
+<file path=customXml/item2.xml><?xml version="1.0" encoding="utf-8"?>
 <ct:contentTypeSchema xmlns:ct="http://schemas.microsoft.com/office/2006/metadata/contentType" xmlns:ma="http://schemas.microsoft.com/office/2006/metadata/properties/metaAttributes" ct:_="" ma:_="" ma:contentTypeName="Document" ma:contentTypeID="0x010100DDC7FDB1C8256C4EA4678CC05D188078" ma:contentTypeVersion="20" ma:contentTypeDescription="Create a new document." ma:contentTypeScope="" ma:versionID="2a9650d830cc67299a1a440994d8139a">
   <xsd:schema xmlns:xsd="http://www.w3.org/2001/XMLSchema" xmlns:xs="http://www.w3.org/2001/XMLSchema" xmlns:p="http://schemas.microsoft.com/office/2006/metadata/properties" xmlns:ns2="ab9fedca-001d-4cc9-b244-d9c3be5a27d3" xmlns:ns3="42cc25d9-27fe-4f07-accb-ded05ec47eee" targetNamespace="http://schemas.microsoft.com/office/2006/metadata/properties" ma:root="true" ma:fieldsID="b7be75ccca685a650eabb79854d6018f" ns2:_="" ns3:_="">
     <xsd:import namespace="ab9fedca-001d-4cc9-b244-d9c3be5a27d3"/>
@@ -14798,16 +14764,11 @@
 </ct:contentTypeSchema>
 </file>
 
-<file path=customXml/item2.xml><?xml version="1.0" encoding="utf-8"?>
-<?mso-contentType ?>
-<FormTemplates xmlns="http://schemas.microsoft.com/sharepoint/v3/contenttype/forms">
-  <Display>DocumentLibraryForm</Display>
-  <Edit>DocumentLibraryForm</Edit>
-  <New>DocumentLibraryForm</New>
-</FormTemplates>
+<file path=customXml/item3.xml><?xml version="1.0" encoding="utf-8"?>
+<b:Sources xmlns:b="http://schemas.openxmlformats.org/officeDocument/2006/bibliography" xmlns="http://schemas.openxmlformats.org/officeDocument/2006/bibliography" SelectedStyle="/APA.XSL" StyleName="APA"/>
 </file>
 
-<file path=customXml/item3.xml><?xml version="1.0" encoding="utf-8"?>
+<file path=customXml/item4.xml><?xml version="1.0" encoding="utf-8"?>
 <p:properties xmlns:p="http://schemas.microsoft.com/office/2006/metadata/properties" xmlns:xsi="http://www.w3.org/2001/XMLSchema-instance" xmlns:pc="http://schemas.microsoft.com/office/infopath/2007/PartnerControls">
   <documentManagement>
     <TaxCatchAll xmlns="42cc25d9-27fe-4f07-accb-ded05ec47eee" xsi:nil="true"/>
@@ -14819,15 +14780,7 @@
 </p:properties>
 </file>
 
-<file path=customXml/item4.xml><?xml version="1.0" encoding="utf-8"?>
-<b:Sources xmlns:b="http://schemas.openxmlformats.org/officeDocument/2006/bibliography" xmlns="http://schemas.openxmlformats.org/officeDocument/2006/bibliography" SelectedStyle="/APA.XSL" StyleName="APA"/>
-</file>
-
 <file path=customXml/itemProps1.xml><?xml version="1.0" encoding="utf-8"?>
-<ds:datastoreItem xmlns:ds="http://schemas.openxmlformats.org/officeDocument/2006/customXml" ds:itemID="{E1A392CF-E3E2-49C9-9EED-3BECD1E5A0F6}"/>
-</file>
-
-<file path=customXml/itemProps2.xml><?xml version="1.0" encoding="utf-8"?>
 <ds:datastoreItem xmlns:ds="http://schemas.openxmlformats.org/officeDocument/2006/customXml" ds:itemID="{8FB87CE3-B469-4182-AEDE-9227E391BD91}">
   <ds:schemaRefs>
     <ds:schemaRef ds:uri="http://schemas.microsoft.com/sharepoint/v3/contenttype/forms"/>
@@ -14835,7 +14788,34 @@
 </ds:datastoreItem>
 </file>
 
+<file path=customXml/itemProps2.xml><?xml version="1.0" encoding="utf-8"?>
+<ds:datastoreItem xmlns:ds="http://schemas.openxmlformats.org/officeDocument/2006/customXml" ds:itemID="{E1A392CF-E3E2-49C9-9EED-3BECD1E5A0F6}">
+  <ds:schemaRefs>
+    <ds:schemaRef ds:uri="http://schemas.microsoft.com/office/2006/metadata/contentType"/>
+    <ds:schemaRef ds:uri="http://schemas.microsoft.com/office/2006/metadata/properties/metaAttributes"/>
+    <ds:schemaRef ds:uri="http://www.w3.org/2001/XMLSchema"/>
+    <ds:schemaRef ds:uri="http://schemas.microsoft.com/office/2006/metadata/properties"/>
+    <ds:schemaRef ds:uri="ab9fedca-001d-4cc9-b244-d9c3be5a27d3"/>
+    <ds:schemaRef ds:uri="42cc25d9-27fe-4f07-accb-ded05ec47eee"/>
+    <ds:schemaRef ds:uri="http://schemas.microsoft.com/office/2006/documentManagement/types"/>
+    <ds:schemaRef ds:uri="http://schemas.microsoft.com/office/infopath/2007/PartnerControls"/>
+    <ds:schemaRef ds:uri="http://schemas.openxmlformats.org/package/2006/metadata/core-properties"/>
+    <ds:schemaRef ds:uri="http://purl.org/dc/elements/1.1/"/>
+    <ds:schemaRef ds:uri="http://purl.org/dc/terms/"/>
+    <ds:schemaRef ds:uri="http://schemas.microsoft.com/internal/obd"/>
+  </ds:schemaRefs>
+</ds:datastoreItem>
+</file>
+
 <file path=customXml/itemProps3.xml><?xml version="1.0" encoding="utf-8"?>
+<ds:datastoreItem xmlns:ds="http://schemas.openxmlformats.org/officeDocument/2006/customXml" ds:itemID="{EF278816-EC6F-A645-907D-7F25AECB1D4A}">
+  <ds:schemaRefs>
+    <ds:schemaRef ds:uri="http://schemas.openxmlformats.org/officeDocument/2006/bibliography"/>
+  </ds:schemaRefs>
+</ds:datastoreItem>
+</file>
+
+<file path=customXml/itemProps4.xml><?xml version="1.0" encoding="utf-8"?>
 <ds:datastoreItem xmlns:ds="http://schemas.openxmlformats.org/officeDocument/2006/customXml" ds:itemID="{7B319A58-F8E2-4C19-94CA-2C6944BB395B}">
   <ds:schemaRefs>
     <ds:schemaRef ds:uri="http://schemas.microsoft.com/office/2006/metadata/properties"/>
@@ -14844,12 +14824,4 @@
     <ds:schemaRef ds:uri="ab9fedca-001d-4cc9-b244-d9c3be5a27d3"/>
   </ds:schemaRefs>
 </ds:datastoreItem>
-</file>
-
-<file path=customXml/itemProps4.xml><?xml version="1.0" encoding="utf-8"?>
-<ds:datastoreItem xmlns:ds="http://schemas.openxmlformats.org/officeDocument/2006/customXml" ds:itemID="{EF278816-EC6F-A645-907D-7F25AECB1D4A}">
-  <ds:schemaRefs>
-    <ds:schemaRef ds:uri="http://schemas.openxmlformats.org/officeDocument/2006/bibliography"/>
-  </ds:schemaRefs>
-</ds:datastoreItem>
 </file>
--- a/Project Rooms/Operating Agreements/sources/Jeff Watson/Simplified OA Subfiles/03 - Article 1 - Offices and Records.docx
+++ b/Project Rooms/Operating Agreements/sources/Jeff Watson/Simplified OA Subfiles/03 - Article 1 - Offices and Records.docx
@@ -14489,15 +14489,6 @@
 </file>
 
 <file path=customXml/item1.xml><?xml version="1.0" encoding="utf-8"?>
-<?mso-contentType ?>
-<FormTemplates xmlns="http://schemas.microsoft.com/sharepoint/v3/contenttype/forms">
-  <Display>DocumentLibraryForm</Display>
-  <Edit>DocumentLibraryForm</Edit>
-  <New>DocumentLibraryForm</New>
-</FormTemplates>
-</file>
-
-<file path=customXml/item2.xml><?xml version="1.0" encoding="utf-8"?>
 <ct:contentTypeSchema xmlns:ct="http://schemas.microsoft.com/office/2006/metadata/contentType" xmlns:ma="http://schemas.microsoft.com/office/2006/metadata/properties/metaAttributes" ct:_="" ma:_="" ma:contentTypeName="Document" ma:contentTypeID="0x010100DDC7FDB1C8256C4EA4678CC05D188078" ma:contentTypeVersion="20" ma:contentTypeDescription="Create a new document." ma:contentTypeScope="" ma:versionID="2a9650d830cc67299a1a440994d8139a">
   <xsd:schema xmlns:xsd="http://www.w3.org/2001/XMLSchema" xmlns:xs="http://www.w3.org/2001/XMLSchema" xmlns:p="http://schemas.microsoft.com/office/2006/metadata/properties" xmlns:ns2="ab9fedca-001d-4cc9-b244-d9c3be5a27d3" xmlns:ns3="42cc25d9-27fe-4f07-accb-ded05ec47eee" targetNamespace="http://schemas.microsoft.com/office/2006/metadata/properties" ma:root="true" ma:fieldsID="b7be75ccca685a650eabb79854d6018f" ns2:_="" ns3:_="">
     <xsd:import namespace="ab9fedca-001d-4cc9-b244-d9c3be5a27d3"/>
@@ -14764,11 +14755,16 @@
 </ct:contentTypeSchema>
 </file>
 
-<file path=customXml/item3.xml><?xml version="1.0" encoding="utf-8"?>
-<b:Sources xmlns:b="http://schemas.openxmlformats.org/officeDocument/2006/bibliography" xmlns="http://schemas.openxmlformats.org/officeDocument/2006/bibliography" SelectedStyle="/APA.XSL" StyleName="APA"/>
+<file path=customXml/item2.xml><?xml version="1.0" encoding="utf-8"?>
+<?mso-contentType ?>
+<FormTemplates xmlns="http://schemas.microsoft.com/sharepoint/v3/contenttype/forms">
+  <Display>DocumentLibraryForm</Display>
+  <Edit>DocumentLibraryForm</Edit>
+  <New>DocumentLibraryForm</New>
+</FormTemplates>
 </file>
 
-<file path=customXml/item4.xml><?xml version="1.0" encoding="utf-8"?>
+<file path=customXml/item3.xml><?xml version="1.0" encoding="utf-8"?>
 <p:properties xmlns:p="http://schemas.microsoft.com/office/2006/metadata/properties" xmlns:xsi="http://www.w3.org/2001/XMLSchema-instance" xmlns:pc="http://schemas.microsoft.com/office/infopath/2007/PartnerControls">
   <documentManagement>
     <TaxCatchAll xmlns="42cc25d9-27fe-4f07-accb-ded05ec47eee" xsi:nil="true"/>
@@ -14780,15 +14776,11 @@
 </p:properties>
 </file>
 
-<file path=customXml/itemProps1.xml><?xml version="1.0" encoding="utf-8"?>
-<ds:datastoreItem xmlns:ds="http://schemas.openxmlformats.org/officeDocument/2006/customXml" ds:itemID="{8FB87CE3-B469-4182-AEDE-9227E391BD91}">
-  <ds:schemaRefs>
-    <ds:schemaRef ds:uri="http://schemas.microsoft.com/sharepoint/v3/contenttype/forms"/>
-  </ds:schemaRefs>
-</ds:datastoreItem>
+<file path=customXml/item4.xml><?xml version="1.0" encoding="utf-8"?>
+<b:Sources xmlns:b="http://schemas.openxmlformats.org/officeDocument/2006/bibliography" xmlns="http://schemas.openxmlformats.org/officeDocument/2006/bibliography" SelectedStyle="/APA.XSL" StyleName="APA"/>
 </file>
 
-<file path=customXml/itemProps2.xml><?xml version="1.0" encoding="utf-8"?>
+<file path=customXml/itemProps1.xml><?xml version="1.0" encoding="utf-8"?>
 <ds:datastoreItem xmlns:ds="http://schemas.openxmlformats.org/officeDocument/2006/customXml" ds:itemID="{E1A392CF-E3E2-49C9-9EED-3BECD1E5A0F6}">
   <ds:schemaRefs>
     <ds:schemaRef ds:uri="http://schemas.microsoft.com/office/2006/metadata/contentType"/>
@@ -14807,15 +14799,15 @@
 </ds:datastoreItem>
 </file>
 
-<file path=customXml/itemProps3.xml><?xml version="1.0" encoding="utf-8"?>
-<ds:datastoreItem xmlns:ds="http://schemas.openxmlformats.org/officeDocument/2006/customXml" ds:itemID="{EF278816-EC6F-A645-907D-7F25AECB1D4A}">
+<file path=customXml/itemProps2.xml><?xml version="1.0" encoding="utf-8"?>
+<ds:datastoreItem xmlns:ds="http://schemas.openxmlformats.org/officeDocument/2006/customXml" ds:itemID="{8FB87CE3-B469-4182-AEDE-9227E391BD91}">
   <ds:schemaRefs>
-    <ds:schemaRef ds:uri="http://schemas.openxmlformats.org/officeDocument/2006/bibliography"/>
+    <ds:schemaRef ds:uri="http://schemas.microsoft.com/sharepoint/v3/contenttype/forms"/>
   </ds:schemaRefs>
 </ds:datastoreItem>
 </file>
 
-<file path=customXml/itemProps4.xml><?xml version="1.0" encoding="utf-8"?>
+<file path=customXml/itemProps3.xml><?xml version="1.0" encoding="utf-8"?>
 <ds:datastoreItem xmlns:ds="http://schemas.openxmlformats.org/officeDocument/2006/customXml" ds:itemID="{7B319A58-F8E2-4C19-94CA-2C6944BB395B}">
   <ds:schemaRefs>
     <ds:schemaRef ds:uri="http://schemas.microsoft.com/office/2006/metadata/properties"/>
@@ -14824,4 +14816,12 @@
     <ds:schemaRef ds:uri="ab9fedca-001d-4cc9-b244-d9c3be5a27d3"/>
   </ds:schemaRefs>
 </ds:datastoreItem>
+</file>
+
+<file path=customXml/itemProps4.xml><?xml version="1.0" encoding="utf-8"?>
+<ds:datastoreItem xmlns:ds="http://schemas.openxmlformats.org/officeDocument/2006/customXml" ds:itemID="{EF278816-EC6F-A645-907D-7F25AECB1D4A}">
+  <ds:schemaRefs>
+    <ds:schemaRef ds:uri="http://schemas.openxmlformats.org/officeDocument/2006/bibliography"/>
+  </ds:schemaRefs>
+</ds:datastoreItem>
 </file>